--- a/STARLAB_Unit_5/Teaching Guides/Week_28_Presentation_Design_and_Practice.docx
+++ b/STARLAB_Unit_5/Teaching Guides/Week_28_Presentation_Design_and_Practice.docx
@@ -105,7 +105,7 @@
     </w:p>
     <w:p>
       <w:r>
-        <w:t>Appendix P: Oral Presentation Rubric</w:t>
+        <w:t>Unit 6 Appendix L: Oral Presentation Rubric (final summative criteria used for practice)</w:t>
       </w:r>
     </w:p>
     <w:p>

--- a/STARLAB_Unit_5/Teaching Guides/Week_28_Presentation_Design_and_Practice.docx
+++ b/STARLAB_Unit_5/Teaching Guides/Week_28_Presentation_Design_and_Practice.docx
@@ -86,6 +86,12 @@
       </w:pPr>
       <w:r>
         <w:t>Teacher Materials</w:t>
+      </w:r>
+    </w:p>
+    <w:p>
+      <w:pPr/>
+      <w:r>
+        <w:t>Deck Use: Primary - Deck 16: Designing a Research Poster or Presentation Board; Preview / Reference - Deck 17: Oral Presentation Skills for Research</w:t>
       </w:r>
     </w:p>
     <w:p>

--- a/STARLAB_Unit_5/Teaching Guides/Week_28_Presentation_Design_and_Practice.docx
+++ b/STARLAB_Unit_5/Teaching Guides/Week_28_Presentation_Design_and_Practice.docx
@@ -111,12 +111,12 @@
     </w:p>
     <w:p>
       <w:r>
-        <w:t>Unit 6 Appendix L: Oral Presentation Rubric (final summative criteria used for practice)</w:t>
+        <w:t>Optional / Teacher Scoring Reference - Unit 6 Appendix L: Oral Presentation Rubric (final summative criteria used for practice)</w:t>
       </w:r>
     </w:p>
     <w:p>
       <w:r>
-        <w:t>Appendix Q: Question Bank for Practice Presentations</w:t>
+        <w:t>Optional / Teacher Reference - Appendix Q: Question Bank for Practice Presentations</w:t>
       </w:r>
     </w:p>
     <w:p>
